--- a/output/Aviat_확인요청서.docx
+++ b/output/Aviat_확인요청서.docx
@@ -264,7 +264,7 @@
           <w:sz w:val="22"/>
           <w:szCs w:val="22"/>
         </w:rPr>
-        <w:t xml:space="preserve">KT commerce는 최근 발주이력(약 2년, 245건)을 자체 분석하여 Aviat 계열 마이크로웨이브 장비의 8GHz·11GHz 대역 2+0/4+0 구성 후보 BoM을 추정하였습니다. 이는 발주이력에 근거한 추정치로, 공식 표준 BoM으로 확정하기 위해서는 귀사의 확인이 필요합니다. 아래 5개 항목을 우선적으로 확인 부탁드리며, 전체 213개 계약품목에 대한 표준 BoM 양식 회신도 함께 요청드립니다.</w:t>
+        <w:t xml:space="preserve">KT commerce는 최근 발주이력을 자체 분석하여 Aviat 계열 마이크로웨이브 장비의 8GHz·11GHz 대역 2+0/4+0 구성 후보 BoM을 추정하였습니다. 이는 발주이력에 근거한 추정치로, 공식 표준 BoM으로 확정하기 위해서는 귀사의 확인이 필요합니다. 아래 항목을 우선적으로 확인 부탁드리며, 전체 213개 계약품목에 대한 표준 BoM 양식 회신도 함께 요청드립니다.</w:t>
       </w:r>
     </w:p>
     <w:p>
@@ -306,7 +306,7 @@
           <w:sz w:val="20"/>
           <w:szCs w:val="20"/>
         </w:rPr>
-        <w:t xml:space="preserve">- 저희 분석: 8GHz 2+0은 VR4 CHASSIS, 8GHz ODU IAP3 LOW·HIGH, FAN-CV, VR4 Node License, 7/8GHz FLAT HYBRID, GbE4e-AV, GbE4f-AV, 16E1-A, E1 Single Cable 등 10개 품목이 2025-06-27 발주 건에서 1:1 비율로 확인되었습니다.</w:t>
+        <w:t xml:space="preserve">- 저희 분석: 8GHz 2+0은 VR4 CHASSIS, 8GHz ODU IAP3 LOW·HIGH, FAN-CV, VR4 Node License, 7/8GHz FLAT HYBRID, GbE4e-AV, GbE4f-AV, 16E1-A, E1 Single Cable 등 10개 품목이 저희 발주이력 중 1개 건에서 1:1 비율로 확인되었습니다.</w:t>
       </w:r>
     </w:p>
     <w:p>
@@ -320,7 +320,7 @@
           <w:sz w:val="20"/>
           <w:szCs w:val="20"/>
         </w:rPr>
-        <w:t xml:space="preserve">- 8GHz 4+0은 VR4 CHASSIS, 8GHz ODU IAP3 LOW·HIGH, FAN-CV, VR4 Node License, 7/8GHz IAP3 Mounting Bracket, 7/8GHz FLAT HYBRID, Waveguide 등 8개 품목이 2026-04-27 발주 건에서 1:1 비율로 확인되었습니다.</w:t>
+        <w:t xml:space="preserve">- 8GHz 4+0은 VR4 CHASSIS, 8GHz ODU IAP3 LOW·HIGH, FAN-CV, VR4 Node License, 7/8GHz IAP3 Mounting Bracket, 7/8GHz FLAT HYBRID, Waveguide 등 8개 품목이 저희 발주이력 중 1개 건에서 1:1 비율로 확인되었습니다.</w:t>
       </w:r>
     </w:p>
     <w:p>
@@ -362,7 +362,7 @@
           <w:sz w:val="20"/>
           <w:szCs w:val="20"/>
         </w:rPr>
-        <w:t xml:space="preserve">- 저희 분석: 11GHz 2+0은 VR4 CHASSIS, 11GHz ODU IAP3 LOW·HIGH, FAN-CV, VR4 Node License, 10/11GHz IAP3 Mounting Bracket 6개 품목이 서로 다른 2개의 발주 건(2025-09-18, 2025-12-15)에서 반복적으로 1:1 비율로 확인되어 저희 측 추정 중 신뢰도가 가장 높습니다. 이 구성이 맞는지 확인 부탁드립니다.</w:t>
+        <w:t xml:space="preserve">- 저희 분석: 11GHz 2+0은 VR4 CHASSIS, 11GHz ODU IAP3 LOW·HIGH, FAN-CV, VR4 Node License, 10/11GHz IAP3 Mounting Bracket 6개 품목이 서로 다른 발주 건 2건에서 반복적으로 1:1 비율로 확인되어 저희 측 추정 중 신뢰도가 가장 높습니다. 이 구성이 맞는지 확인 부탁드립니다.</w:t>
       </w:r>
     </w:p>
     <w:p>
@@ -376,7 +376,7 @@
           <w:sz w:val="20"/>
           <w:szCs w:val="20"/>
         </w:rPr>
-        <w:t xml:space="preserve">- 11GHz 4+0은 2025-10-28 발주 건에서 ODU·모뎀 수량은 4인데 Chassis·Fan·License 수량은 2로 나타나, 4채널 링크 1개인지 2채널 링크 2개인지 저희 측에서 판단이 어렵습니다. 확인 부탁드립니다.</w:t>
+        <w:t xml:space="preserve">- 11GHz 4+0은 저희 발주이력 중 1개 건에서 ODU·모뎀 수량은 4인데 Chassis·Fan·License 수량은 2로 나타나, 4채널 링크 1개인지 2채널 링크 2개인지 저희 측에서 판단이 어렵습니다. 확인 부탁드립니다.</w:t>
       </w:r>
     </w:p>
     <w:p>
@@ -465,6 +465,284 @@
     </w:p>
     <w:p>
       <w:pPr>
+        <w:pStyle w:val="Heading3"/>
+        <w:spacing w:after="160" w:before="320"/>
+      </w:pPr>
+      <w:r>
+        <w:rPr>
+          <w:rFonts w:ascii="맑은 고딕" w:cs="맑은 고딕" w:eastAsia="맑은 고딕" w:hAnsi="맑은 고딕"/>
+          <w:b/>
+          <w:bCs/>
+        </w:rPr>
+        <w:t xml:space="preserve">[6] 계약품목과 귀사 작성양식의 K코드가 상이한 4건에 대해 정정 확인을 요청드립니다.</w:t>
+      </w:r>
+    </w:p>
+    <w:p>
+      <w:pPr>
+        <w:spacing w:after="100"/>
+        <w:ind w:left="360"/>
+      </w:pPr>
+      <w:r>
+        <w:rPr>
+          <w:rFonts w:ascii="맑은 고딕" w:cs="맑은 고딕" w:eastAsia="맑은 고딕" w:hAnsi="맑은 고딕"/>
+          <w:sz w:val="20"/>
+          <w:szCs w:val="20"/>
+        </w:rPr>
+        <w:t xml:space="preserve">- 저희 계약품목 마스터와 귀사에서 작성해 주신 표준 BoM 양식을 대조한 결과, 아래 4개 품목이 동일한 품명·규격임에도 서로 다른 K코드로 기재되어 있었습니다. 현재 유효한 코드가 무엇인지 확인 부탁드립니다.</w:t>
+      </w:r>
+    </w:p>
+    <w:tbl>
+      <w:tblPr>
+        <w:tblW w:type="dxa" w:w="9000"/>
+        <w:tblBorders>
+          <w:top w:val="single" w:color="auto" w:sz="4"/>
+          <w:left w:val="single" w:color="auto" w:sz="4"/>
+          <w:bottom w:val="single" w:color="auto" w:sz="4"/>
+          <w:right w:val="single" w:color="auto" w:sz="4"/>
+          <w:insideH w:val="single" w:color="auto" w:sz="4"/>
+          <w:insideV w:val="single" w:color="auto" w:sz="4"/>
+        </w:tblBorders>
+      </w:tblPr>
+      <w:tblGrid>
+        <w:gridCol w:w="3600"/>
+        <w:gridCol w:w="2700"/>
+        <w:gridCol w:w="2700"/>
+      </w:tblGrid>
+      <w:tr>
+        <w:tc>
+          <w:tcPr>
+            <w:shd w:fill="1F4E78" w:val="clear"/>
+          </w:tcPr>
+          <w:p>
+            <w:pPr>
+              <w:jc w:val="center"/>
+            </w:pPr>
+            <w:r>
+              <w:rPr>
+                <w:rFonts w:ascii="맑은 고딕" w:cs="맑은 고딕" w:eastAsia="맑은 고딕" w:hAnsi="맑은 고딕"/>
+                <w:b/>
+                <w:bCs/>
+                <w:color w:val="FFFFFF"/>
+                <w:sz w:val="20"/>
+                <w:szCs w:val="20"/>
+              </w:rPr>
+              <w:t xml:space="preserve">품명</w:t>
+            </w:r>
+          </w:p>
+        </w:tc>
+        <w:tc>
+          <w:tcPr>
+            <w:shd w:fill="1F4E78" w:val="clear"/>
+          </w:tcPr>
+          <w:p>
+            <w:pPr>
+              <w:jc w:val="center"/>
+            </w:pPr>
+            <w:r>
+              <w:rPr>
+                <w:rFonts w:ascii="맑은 고딕" w:cs="맑은 고딕" w:eastAsia="맑은 고딕" w:hAnsi="맑은 고딕"/>
+                <w:b/>
+                <w:bCs/>
+                <w:color w:val="FFFFFF"/>
+                <w:sz w:val="20"/>
+                <w:szCs w:val="20"/>
+              </w:rPr>
+              <w:t xml:space="preserve">계약품목 K코드(신)</w:t>
+            </w:r>
+          </w:p>
+        </w:tc>
+        <w:tc>
+          <w:tcPr>
+            <w:shd w:fill="1F4E78" w:val="clear"/>
+          </w:tcPr>
+          <w:p>
+            <w:pPr>
+              <w:jc w:val="center"/>
+            </w:pPr>
+            <w:r>
+              <w:rPr>
+                <w:rFonts w:ascii="맑은 고딕" w:cs="맑은 고딕" w:eastAsia="맑은 고딕" w:hAnsi="맑은 고딕"/>
+                <w:b/>
+                <w:bCs/>
+                <w:color w:val="FFFFFF"/>
+                <w:sz w:val="20"/>
+                <w:szCs w:val="20"/>
+              </w:rPr>
+              <w:t xml:space="preserve">귀사 양식 K코드(구)</w:t>
+            </w:r>
+          </w:p>
+        </w:tc>
+      </w:tr>
+      <w:tr>
+        <w:tc>
+          <w:p>
+            <w:r>
+              <w:rPr>
+                <w:rFonts w:ascii="맑은 고딕" w:cs="맑은 고딕" w:eastAsia="맑은 고딕" w:hAnsi="맑은 고딕"/>
+                <w:sz w:val="20"/>
+                <w:szCs w:val="20"/>
+              </w:rPr>
+              <w:t xml:space="preserve">HAX_커넥터 KIT_IF 케이블 종단용</w:t>
+            </w:r>
+          </w:p>
+        </w:tc>
+        <w:tc>
+          <w:p>
+            <w:r>
+              <w:rPr>
+                <w:rFonts w:ascii="맑은 고딕" w:cs="맑은 고딕" w:eastAsia="맑은 고딕" w:hAnsi="맑은 고딕"/>
+                <w:sz w:val="20"/>
+                <w:szCs w:val="20"/>
+              </w:rPr>
+              <w:t xml:space="preserve">K9210281</w:t>
+            </w:r>
+          </w:p>
+        </w:tc>
+        <w:tc>
+          <w:p>
+            <w:r>
+              <w:rPr>
+                <w:rFonts w:ascii="맑은 고딕" w:cs="맑은 고딕" w:eastAsia="맑은 고딕" w:hAnsi="맑은 고딕"/>
+                <w:sz w:val="20"/>
+                <w:szCs w:val="20"/>
+              </w:rPr>
+              <w:t xml:space="preserve">K9090176</w:t>
+            </w:r>
+          </w:p>
+        </w:tc>
+      </w:tr>
+      <w:tr>
+        <w:tc>
+          <w:p>
+            <w:r>
+              <w:rPr>
+                <w:rFonts w:ascii="맑은 고딕" w:cs="맑은 고딕" w:eastAsia="맑은 고딕" w:hAnsi="맑은 고딕"/>
+                <w:sz w:val="20"/>
+                <w:szCs w:val="20"/>
+              </w:rPr>
+              <w:t xml:space="preserve">HAX_Arrestor KIT("N"형 M,F콘넥터 각1EA 포함)</w:t>
+            </w:r>
+          </w:p>
+        </w:tc>
+        <w:tc>
+          <w:p>
+            <w:r>
+              <w:rPr>
+                <w:rFonts w:ascii="맑은 고딕" w:cs="맑은 고딕" w:eastAsia="맑은 고딕" w:hAnsi="맑은 고딕"/>
+                <w:sz w:val="20"/>
+                <w:szCs w:val="20"/>
+              </w:rPr>
+              <w:t xml:space="preserve">K9210280</w:t>
+            </w:r>
+          </w:p>
+        </w:tc>
+        <w:tc>
+          <w:p>
+            <w:r>
+              <w:rPr>
+                <w:rFonts w:ascii="맑은 고딕" w:cs="맑은 고딕" w:eastAsia="맑은 고딕" w:hAnsi="맑은 고딕"/>
+                <w:sz w:val="20"/>
+                <w:szCs w:val="20"/>
+              </w:rPr>
+              <w:t xml:space="preserve">K9090179</w:t>
+            </w:r>
+          </w:p>
+        </w:tc>
+      </w:tr>
+      <w:tr>
+        <w:tc>
+          <w:p>
+            <w:r>
+              <w:rPr>
+                <w:rFonts w:ascii="맑은 고딕" w:cs="맑은 고딕" w:eastAsia="맑은 고딕" w:hAnsi="맑은 고딕"/>
+                <w:sz w:val="20"/>
+                <w:szCs w:val="20"/>
+              </w:rPr>
+              <w:t xml:space="preserve">HAX_Gigabit Ethernet SFP</w:t>
+            </w:r>
+          </w:p>
+        </w:tc>
+        <w:tc>
+          <w:p>
+            <w:r>
+              <w:rPr>
+                <w:rFonts w:ascii="맑은 고딕" w:cs="맑은 고딕" w:eastAsia="맑은 고딕" w:hAnsi="맑은 고딕"/>
+                <w:sz w:val="20"/>
+                <w:szCs w:val="20"/>
+              </w:rPr>
+              <w:t xml:space="preserve">K9210279</w:t>
+            </w:r>
+          </w:p>
+        </w:tc>
+        <w:tc>
+          <w:p>
+            <w:r>
+              <w:rPr>
+                <w:rFonts w:ascii="맑은 고딕" w:cs="맑은 고딕" w:eastAsia="맑은 고딕" w:hAnsi="맑은 고딕"/>
+                <w:sz w:val="20"/>
+                <w:szCs w:val="20"/>
+              </w:rPr>
+              <w:t xml:space="preserve">K9093723</w:t>
+            </w:r>
+          </w:p>
+        </w:tc>
+      </w:tr>
+      <w:tr>
+        <w:tc>
+          <w:p>
+            <w:r>
+              <w:rPr>
+                <w:rFonts w:ascii="맑은 고딕" w:cs="맑은 고딕" w:eastAsia="맑은 고딕" w:hAnsi="맑은 고딕"/>
+                <w:sz w:val="20"/>
+                <w:szCs w:val="20"/>
+              </w:rPr>
+              <w:t xml:space="preserve">SFP TSoP STM-1/OC3 over Gig-E Module</w:t>
+            </w:r>
+          </w:p>
+        </w:tc>
+        <w:tc>
+          <w:p>
+            <w:r>
+              <w:rPr>
+                <w:rFonts w:ascii="맑은 고딕" w:cs="맑은 고딕" w:eastAsia="맑은 고딕" w:hAnsi="맑은 고딕"/>
+                <w:sz w:val="20"/>
+                <w:szCs w:val="20"/>
+              </w:rPr>
+              <w:t xml:space="preserve">K9210278</w:t>
+            </w:r>
+          </w:p>
+        </w:tc>
+        <w:tc>
+          <w:p>
+            <w:r>
+              <w:rPr>
+                <w:rFonts w:ascii="맑은 고딕" w:cs="맑은 고딕" w:eastAsia="맑은 고딕" w:hAnsi="맑은 고딕"/>
+                <w:sz w:val="20"/>
+                <w:szCs w:val="20"/>
+              </w:rPr>
+              <w:t xml:space="preserve">K9188156</w:t>
+            </w:r>
+          </w:p>
+        </w:tc>
+      </w:tr>
+    </w:tbl>
+    <w:p>
+      <w:pPr>
+        <w:spacing w:after="100"/>
+      </w:pPr>
+      <w:r>
+        <w:rPr>
+          <w:rFonts w:ascii="맑은 고딕" w:cs="맑은 고딕" w:eastAsia="맑은 고딕" w:hAnsi="맑은 고딕"/>
+          <w:b w:val="false"/>
+          <w:bCs w:val="false"/>
+          <w:sz w:val="22"/>
+          <w:szCs w:val="22"/>
+        </w:rPr>
+        <w:t xml:space="preserve"/>
+      </w:r>
+    </w:p>
+    <w:p>
+      <w:pPr>
         <w:pStyle w:val="Heading2"/>
         <w:spacing w:after="160" w:before="320"/>
       </w:pPr>
@@ -502,7 +780,7 @@
           <w:sz w:val="20"/>
           <w:szCs w:val="20"/>
         </w:rPr>
-        <w:t xml:space="preserve">- 위 5개 항목은 특히 우선적으로 확인 부탁드리며, 전체 213개 계약품목에 대한 회신도 함께 요청드립니다.</w:t>
+        <w:t xml:space="preserve">- 위 [1]~[6] 항목은 특히 우선적으로 확인 부탁드리며, 전체 213개 계약품목에 대한 회신도 함께 요청드립니다.</w:t>
       </w:r>
     </w:p>
     <w:p>

--- a/output/Aviat_확인요청서.docx
+++ b/output/Aviat_확인요청서.docx
@@ -76,7 +76,7 @@
                 <w:sz w:val="20"/>
                 <w:szCs w:val="20"/>
               </w:rPr>
-              <w:t xml:space="preserve">애니콤(Aviat Networks 한국 총판) 담당자</w:t>
+              <w:t xml:space="preserve">애니콤 양희진 부장님</w:t>
             </w:r>
           </w:p>
         </w:tc>
@@ -102,7 +102,7 @@
                 <w:sz w:val="20"/>
                 <w:szCs w:val="20"/>
               </w:rPr>
-              <w:t xml:space="preserve">발신</w:t>
+              <w:t xml:space="preserve">참조</w:t>
             </w:r>
           </w:p>
         </w:tc>
@@ -123,7 +123,7 @@
                 <w:sz w:val="20"/>
                 <w:szCs w:val="20"/>
               </w:rPr>
-              <w:t xml:space="preserve">KT commerce</w:t>
+              <w:t xml:space="preserve">조상연(KT commerce 네트워크사업1팀)</w:t>
             </w:r>
           </w:p>
         </w:tc>
@@ -149,7 +149,7 @@
                 <w:sz w:val="20"/>
                 <w:szCs w:val="20"/>
               </w:rPr>
-              <w:t xml:space="preserve">일자</w:t>
+              <w:t xml:space="preserve">발신</w:t>
             </w:r>
           </w:p>
         </w:tc>
@@ -170,7 +170,7 @@
                 <w:sz w:val="20"/>
                 <w:szCs w:val="20"/>
               </w:rPr>
-              <w:t xml:space="preserve">2026-09-04</w:t>
+              <w:t xml:space="preserve">KT commerce 네트워크사업1팀 이돈현</w:t>
             </w:r>
           </w:p>
         </w:tc>
@@ -196,7 +196,7 @@
                 <w:sz w:val="20"/>
                 <w:szCs w:val="20"/>
               </w:rPr>
-              <w:t xml:space="preserve">제목</w:t>
+              <w:t xml:space="preserve">일자</w:t>
             </w:r>
           </w:p>
         </w:tc>
@@ -217,7 +217,54 @@
                 <w:sz w:val="20"/>
                 <w:szCs w:val="20"/>
               </w:rPr>
-              <w:t xml:space="preserve">Aviat HAX/VR4/VR10 계열 8GHz·11GHz 대역 구성별 표준 BoM 확인 요청</w:t>
+              <w:t xml:space="preserve">2026-09-08</w:t>
+            </w:r>
+          </w:p>
+        </w:tc>
+      </w:tr>
+      <w:tr>
+        <w:tc>
+          <w:tcPr>
+            <w:tcW w:type="dxa" w:w="1800"/>
+            <w:tcBorders>
+              <w:top w:val="none" w:color="FFFFFF" w:sz="0"/>
+              <w:left w:val="none" w:color="FFFFFF" w:sz="0"/>
+              <w:bottom w:val="none" w:color="FFFFFF" w:sz="0"/>
+              <w:right w:val="none" w:color="FFFFFF" w:sz="0"/>
+            </w:tcBorders>
+            <w:shd w:fill="F2F2F2" w:val="clear"/>
+          </w:tcPr>
+          <w:p>
+            <w:r>
+              <w:rPr>
+                <w:rFonts w:ascii="맑은 고딕" w:cs="맑은 고딕" w:eastAsia="맑은 고딕" w:hAnsi="맑은 고딕"/>
+                <w:b/>
+                <w:bCs/>
+                <w:sz w:val="20"/>
+                <w:szCs w:val="20"/>
+              </w:rPr>
+              <w:t xml:space="preserve">제목</w:t>
+            </w:r>
+          </w:p>
+        </w:tc>
+        <w:tc>
+          <w:tcPr>
+            <w:tcW w:type="dxa" w:w="7200"/>
+            <w:tcBorders>
+              <w:top w:val="none" w:color="FFFFFF" w:sz="0"/>
+              <w:left w:val="none" w:color="FFFFFF" w:sz="0"/>
+              <w:bottom w:val="none" w:color="FFFFFF" w:sz="0"/>
+              <w:right w:val="none" w:color="FFFFFF" w:sz="0"/>
+            </w:tcBorders>
+          </w:tcPr>
+          <w:p>
+            <w:r>
+              <w:rPr>
+                <w:rFonts w:ascii="맑은 고딕" w:cs="맑은 고딕" w:eastAsia="맑은 고딕" w:hAnsi="맑은 고딕"/>
+                <w:sz w:val="20"/>
+                <w:szCs w:val="20"/>
+              </w:rPr>
+              <w:t xml:space="preserve">Aviat HAX/VR4/VR10 계열 8GHz·11GHz 대역 구성별 표준 BoM 확인 요청(후속)</w:t>
             </w:r>
           </w:p>
         </w:tc>
@@ -264,7 +311,7 @@
           <w:sz w:val="22"/>
           <w:szCs w:val="22"/>
         </w:rPr>
-        <w:t xml:space="preserve">KT commerce는 최근 발주이력을 자체 분석하여 Aviat 계열 마이크로웨이브 장비의 8GHz·11GHz 대역 2+0/4+0 구성 후보 BoM을 추정하였습니다. 이는 발주이력에 근거한 추정치로, 공식 표준 BoM으로 확정하기 위해서는 귀사의 확인이 필요합니다. 아래 항목을 우선적으로 확인 부탁드리며, 전체 213개 계약품목에 대한 표준 BoM 양식 회신도 함께 요청드립니다.</w:t>
+        <w:t xml:space="preserve">앞서 요청드린 'Aviat MDM 구성방식별 표준 BoM 작성' 건과 관련하여, KT commerce는 그 동안의 발주이력을 자체 분석하여 Aviat 계열 마이크로웨이브 장비의 8GHz·11GHz 대역 2+0/4+0 구성 후보 BoM을 우선 도출하였습니다. 이는 발주이력에 근거한 추정치로, 공식 표준 BoM으로 확정하기 위해서는 귀사의 확인이 필요합니다. 아래 항목을 우선적으로 확인 부탁드리며, 전체 213개 계약품목에 대한 표준 BoM 양식 회신도 함께 요청드립니다.</w:t>
       </w:r>
     </w:p>
     <w:p>
@@ -809,7 +856,7 @@
           <w:sz w:val="22"/>
           <w:szCs w:val="22"/>
         </w:rPr>
-        <w:t xml:space="preserve">[담당자명 / 연락처 / 이메일 기재]</w:t>
+        <w:t xml:space="preserve">KT commerce 네트워크사업1팀 이돈현 (본 메일로 회신 부탁드립니다. 연락처: [기재])</w:t>
       </w:r>
     </w:p>
     <w:sectPr>

--- a/output/Aviat_확인요청서.docx
+++ b/output/Aviat_확인요청서.docx
@@ -799,7 +799,7 @@
           <w:b/>
           <w:bCs/>
         </w:rPr>
-        <w:t xml:space="preserve">3. 회신 방법</w:t>
+        <w:t xml:space="preserve">3. 회신 방법 및 기한</w:t>
       </w:r>
     </w:p>
     <w:p>
@@ -828,6 +828,20 @@
           <w:szCs w:val="20"/>
         </w:rPr>
         <w:t xml:space="preserve">- 위 [1]~[6] 항목은 특히 우선적으로 확인 부탁드리며, 전체 213개 계약품목에 대한 회신도 함께 요청드립니다.</w:t>
+      </w:r>
+    </w:p>
+    <w:p>
+      <w:pPr>
+        <w:spacing w:after="100"/>
+        <w:ind w:left="360"/>
+      </w:pPr>
+      <w:r>
+        <w:rPr>
+          <w:rFonts w:ascii="맑은 고딕" w:cs="맑은 고딕" w:eastAsia="맑은 고딕" w:hAnsi="맑은 고딕"/>
+          <w:sz w:val="20"/>
+          <w:szCs w:val="20"/>
+        </w:rPr>
+        <w:t xml:space="preserve">- 저희 쪽 단가 협의 및 계약 일정상 [YYYY-MM-DD]까지 회신 부탁드립니다. 해당 일정 내 회신이 어려우신 경우, 그 사유와 가능한 회신 일정을 사전에 알려주시면 감사하겠습니다.</w:t>
       </w:r>
     </w:p>
     <w:p>

--- a/output/Aviat_확인요청서.docx
+++ b/output/Aviat_확인요청서.docx
@@ -841,7 +841,7 @@
           <w:sz w:val="20"/>
           <w:szCs w:val="20"/>
         </w:rPr>
-        <w:t xml:space="preserve">- 저희 쪽 단가 협의 및 계약 일정상 [YYYY-MM-DD]까지 회신 부탁드립니다. 해당 일정 내 회신이 어려우신 경우, 그 사유와 가능한 회신 일정을 사전에 알려주시면 감사하겠습니다.</w:t>
+        <w:t xml:space="preserve">- 저희 쪽 단가 협의 및 계약 일정상 2026-09-16(수)까지 회신 부탁드립니다. 해당 일정 내 회신이 어려우신 경우, 그 사유와 가능한 회신 일정을 사전에 알려주시면 감사하겠습니다.</w:t>
       </w:r>
     </w:p>
     <w:p>

--- a/output/Aviat_확인요청서.docx
+++ b/output/Aviat_확인요청서.docx
@@ -424,6 +424,20 @@
           <w:szCs w:val="20"/>
         </w:rPr>
         <w:t xml:space="preserve">- 11GHz 4+0은 저희 발주이력 중 1개 건에서 ODU·모뎀 수량은 4인데 Chassis·Fan·License 수량은 2로 나타나, 4채널 링크 1개인지 2채널 링크 2개인지 저희 측에서 판단이 어렵습니다. 확인 부탁드립니다.</w:t>
+      </w:r>
+    </w:p>
+    <w:p>
+      <w:pPr>
+        <w:spacing w:after="100"/>
+        <w:ind w:left="360"/>
+      </w:pPr>
+      <w:r>
+        <w:rPr>
+          <w:rFonts w:ascii="맑은 고딕" w:cs="맑은 고딕" w:eastAsia="맑은 고딕" w:hAnsi="맑은 고딕"/>
+          <w:sz w:val="20"/>
+          <w:szCs w:val="20"/>
+        </w:rPr>
+        <w:t xml:space="preserve">- 회신해 주실 때 수량 기준을 명확히 표기해 주시면 감사하겠습니다 - 예를 들어 '양쪽 사이트를 합친 링크 1개 전체 기준'인지 '사이트 1개소 기준'인지 표시해 주시면 저희 쪽 발주이력 분석과 바로 대조할 수 있습니다.</w:t>
       </w:r>
     </w:p>
     <w:p>
